--- a/projects/Job_Search/applications/2026-10-08-openrouter-ai-provider-ops/Hyung_Cho_Resume.docx
+++ b/projects/Job_Search/applications/2026-10-08-openrouter-ai-provider-ops/Hyung_Cho_Resume.docx
@@ -38,7 +38,7 @@
           <w:i w:val="0"/>
           <w:sz w:val="18"/>
         </w:rPr>
-        <w:t>Burbank, CA (greater Los Angeles) | hcho22@gmail.com | (408) 655-5691 | linkedin.com/in/hyungcho | github.com/hcho22</w:t>
+        <w:t>Los Angeles, CA | hcho22@gmail.com | (408) 655-5691 | linkedin.com/in/hyungcho | github.com/hcho22</w:t>
       </w:r>
     </w:p>
     <w:p>
